--- a/Questions/Class 7/ch1.docx
+++ b/Questions/Class 7/ch1.docx
@@ -15,13 +15,8 @@
         <w:pStyle w:val="NoSpacing"/>
       </w:pPr>
       <w:r>
-        <w:t xml:space="preserve">Type: </w:t>
-      </w:r>
-      <w:proofErr w:type="spellStart"/>
-      <w:r>
-        <w:t>mcq</w:t>
-      </w:r>
-      <w:proofErr w:type="spellEnd"/>
+        <w:t>Type: mcq</w:t>
+      </w:r>
     </w:p>
     <w:p>
       <w:pPr>
@@ -76,13 +71,8 @@
         <w:pStyle w:val="NoSpacing"/>
       </w:pPr>
       <w:r>
-        <w:t xml:space="preserve">Type: </w:t>
-      </w:r>
-      <w:proofErr w:type="spellStart"/>
-      <w:r>
-        <w:t>mcq</w:t>
-      </w:r>
-      <w:proofErr w:type="spellEnd"/>
+        <w:t>Type: mcq</w:t>
+      </w:r>
     </w:p>
     <w:p>
       <w:pPr>
@@ -137,13 +127,8 @@
         <w:pStyle w:val="NoSpacing"/>
       </w:pPr>
       <w:r>
-        <w:t xml:space="preserve">Type: </w:t>
-      </w:r>
-      <w:proofErr w:type="spellStart"/>
-      <w:r>
-        <w:t>mcq</w:t>
-      </w:r>
-      <w:proofErr w:type="spellEnd"/>
+        <w:t>Type: mcq</w:t>
+      </w:r>
     </w:p>
     <w:p>
       <w:pPr>
@@ -190,67 +175,6 @@
         <w:pStyle w:val="NoSpacing"/>
       </w:pPr>
       <w:r>
-        <w:t>Question: The letters A-F in the hexadecimal system represent numbers from:</w:t>
-      </w:r>
-    </w:p>
-    <w:p>
-      <w:pPr>
-        <w:pStyle w:val="NoSpacing"/>
-      </w:pPr>
-      <w:r>
-        <w:t xml:space="preserve">Type: </w:t>
-      </w:r>
-      <w:proofErr w:type="spellStart"/>
-      <w:r>
-        <w:t>mcq</w:t>
-      </w:r>
-      <w:proofErr w:type="spellEnd"/>
-    </w:p>
-    <w:p>
-      <w:pPr>
-        <w:pStyle w:val="NoSpacing"/>
-      </w:pPr>
-      <w:r>
-        <w:t>A) 1 to 6</w:t>
-      </w:r>
-    </w:p>
-    <w:p>
-      <w:pPr>
-        <w:pStyle w:val="NoSpacing"/>
-      </w:pPr>
-      <w:r>
-        <w:t>B) 10 to 15</w:t>
-      </w:r>
-    </w:p>
-    <w:p>
-      <w:pPr>
-        <w:pStyle w:val="NoSpacing"/>
-      </w:pPr>
-      <w:r>
-        <w:t>C) 0 to 5</w:t>
-      </w:r>
-    </w:p>
-    <w:p>
-      <w:pPr>
-        <w:pStyle w:val="NoSpacing"/>
-      </w:pPr>
-      <w:r>
-        <w:t>D) 11 to 16</w:t>
-      </w:r>
-    </w:p>
-    <w:p>
-      <w:pPr>
-        <w:pStyle w:val="NoSpacing"/>
-      </w:pPr>
-      <w:r>
-        <w:t>Answer: B</w:t>
-      </w:r>
-    </w:p>
-    <w:p>
-      <w:pPr>
-        <w:pStyle w:val="NoSpacing"/>
-      </w:pPr>
-      <w:r>
         <w:t>Question: What is the rightmost position in a positional number system called?</w:t>
       </w:r>
     </w:p>
@@ -259,13 +183,8 @@
         <w:pStyle w:val="NoSpacing"/>
       </w:pPr>
       <w:r>
-        <w:t xml:space="preserve">Type: </w:t>
-      </w:r>
-      <w:proofErr w:type="spellStart"/>
-      <w:r>
-        <w:t>mcq</w:t>
-      </w:r>
-      <w:proofErr w:type="spellEnd"/>
+        <w:t>Type: mcq</w:t>
+      </w:r>
     </w:p>
     <w:p>
       <w:pPr>
@@ -320,13 +239,8 @@
         <w:pStyle w:val="NoSpacing"/>
       </w:pPr>
       <w:r>
-        <w:t xml:space="preserve">Type: </w:t>
-      </w:r>
-      <w:proofErr w:type="spellStart"/>
-      <w:r>
-        <w:t>mcq</w:t>
-      </w:r>
-      <w:proofErr w:type="spellEnd"/>
+        <w:t>Type: mcq</w:t>
+      </w:r>
     </w:p>
     <w:p>
       <w:pPr>
@@ -381,13 +295,8 @@
         <w:pStyle w:val="NoSpacing"/>
       </w:pPr>
       <w:r>
-        <w:t xml:space="preserve">Type: </w:t>
-      </w:r>
-      <w:proofErr w:type="spellStart"/>
-      <w:r>
-        <w:t>mcq</w:t>
-      </w:r>
-      <w:proofErr w:type="spellEnd"/>
+        <w:t>Type: mcq</w:t>
+      </w:r>
     </w:p>
     <w:p>
       <w:pPr>
@@ -434,21 +343,72 @@
         <w:pStyle w:val="NoSpacing"/>
       </w:pPr>
       <w:r>
-        <w:t>Question: Which number system was extensively used in early mainframe computer systems?</w:t>
-      </w:r>
-    </w:p>
-    <w:p>
-      <w:pPr>
-        <w:pStyle w:val="NoSpacing"/>
-      </w:pPr>
-      <w:r>
-        <w:t xml:space="preserve">Type: </w:t>
-      </w:r>
-      <w:proofErr w:type="spellStart"/>
-      <w:r>
-        <w:t>mcq</w:t>
-      </w:r>
-      <w:proofErr w:type="spellEnd"/>
+        <w:t>Question: Any number raised to the power 0 is equal to:</w:t>
+      </w:r>
+    </w:p>
+    <w:p>
+      <w:pPr>
+        <w:pStyle w:val="NoSpacing"/>
+      </w:pPr>
+      <w:r>
+        <w:t>Type: mcq</w:t>
+      </w:r>
+    </w:p>
+    <w:p>
+      <w:pPr>
+        <w:pStyle w:val="NoSpacing"/>
+      </w:pPr>
+      <w:r>
+        <w:t>A) 0</w:t>
+      </w:r>
+    </w:p>
+    <w:p>
+      <w:pPr>
+        <w:pStyle w:val="NoSpacing"/>
+      </w:pPr>
+      <w:r>
+        <w:t>B) 10</w:t>
+      </w:r>
+    </w:p>
+    <w:p>
+      <w:pPr>
+        <w:pStyle w:val="NoSpacing"/>
+      </w:pPr>
+      <w:r>
+        <w:t>C) The base</w:t>
+      </w:r>
+    </w:p>
+    <w:p>
+      <w:pPr>
+        <w:pStyle w:val="NoSpacing"/>
+      </w:pPr>
+      <w:r>
+        <w:t>D) 1</w:t>
+      </w:r>
+    </w:p>
+    <w:p>
+      <w:pPr>
+        <w:pStyle w:val="NoSpacing"/>
+      </w:pPr>
+      <w:r>
+        <w:t>Answer: D</w:t>
+      </w:r>
+    </w:p>
+    <w:p>
+      <w:pPr>
+        <w:pStyle w:val="NoSpacing"/>
+      </w:pPr>
+      <w:r>
+        <w:t>Question: The ______ number system consists of only two digits, 0 and 1.</w:t>
+      </w:r>
+    </w:p>
+    <w:p>
+      <w:pPr>
+        <w:pStyle w:val="NoSpacing"/>
+      </w:pPr>
+      <w:r>
+        <w:t>Type: fill</w:t>
+      </w:r>
     </w:p>
     <w:p>
       <w:pPr>
@@ -456,169 +416,15 @@
       </w:pPr>
       <w:r>
         <w:lastRenderedPageBreak/>
-        <w:t>A) Hexadecimal</w:t>
-      </w:r>
-    </w:p>
-    <w:p>
-      <w:pPr>
-        <w:pStyle w:val="NoSpacing"/>
-      </w:pPr>
-      <w:r>
-        <w:t>B) Octal</w:t>
-      </w:r>
-    </w:p>
-    <w:p>
-      <w:pPr>
-        <w:pStyle w:val="NoSpacing"/>
-      </w:pPr>
-      <w:r>
-        <w:t>C) Decimal</w:t>
-      </w:r>
-    </w:p>
-    <w:p>
-      <w:pPr>
-        <w:pStyle w:val="NoSpacing"/>
-      </w:pPr>
-      <w:r>
-        <w:t>D) Binary</w:t>
-      </w:r>
-    </w:p>
-    <w:p>
-      <w:pPr>
-        <w:pStyle w:val="NoSpacing"/>
-      </w:pPr>
-      <w:r>
-        <w:t>Answer: B</w:t>
-      </w:r>
-    </w:p>
-    <w:p>
-      <w:pPr>
-        <w:pStyle w:val="NoSpacing"/>
-      </w:pPr>
-      <w:r>
-        <w:t>Question: Any number raised to the power 0 is equal to:</w:t>
-      </w:r>
-    </w:p>
-    <w:p>
-      <w:pPr>
-        <w:pStyle w:val="NoSpacing"/>
-      </w:pPr>
-      <w:r>
-        <w:t xml:space="preserve">Type: </w:t>
-      </w:r>
-      <w:proofErr w:type="spellStart"/>
-      <w:r>
-        <w:t>mcq</w:t>
-      </w:r>
-      <w:proofErr w:type="spellEnd"/>
-    </w:p>
-    <w:p>
-      <w:pPr>
-        <w:pStyle w:val="NoSpacing"/>
-      </w:pPr>
-      <w:r>
-        <w:t>A) 0</w:t>
-      </w:r>
-    </w:p>
-    <w:p>
-      <w:pPr>
-        <w:pStyle w:val="NoSpacing"/>
-      </w:pPr>
-      <w:r>
-        <w:t>B) 10</w:t>
-      </w:r>
-    </w:p>
-    <w:p>
-      <w:pPr>
-        <w:pStyle w:val="NoSpacing"/>
-      </w:pPr>
-      <w:r>
-        <w:t>C) The base</w:t>
-      </w:r>
-    </w:p>
-    <w:p>
-      <w:pPr>
-        <w:pStyle w:val="NoSpacing"/>
-      </w:pPr>
-      <w:r>
-        <w:t>D) 1</w:t>
-      </w:r>
-    </w:p>
-    <w:p>
-      <w:pPr>
-        <w:pStyle w:val="NoSpacing"/>
-      </w:pPr>
-      <w:r>
-        <w:t>Answer: D</w:t>
-      </w:r>
-    </w:p>
-    <w:p>
-      <w:pPr>
-        <w:pStyle w:val="NoSpacing"/>
-      </w:pPr>
-      <w:r>
-        <w:t>Question: In binary subtraction, 0 - 1 equals 1 after taking a borrow from the next position.</w:t>
-      </w:r>
-    </w:p>
-    <w:p>
-      <w:pPr>
-        <w:pStyle w:val="NoSpacing"/>
-      </w:pPr>
-      <w:r>
-        <w:t xml:space="preserve">Type: </w:t>
-      </w:r>
-      <w:proofErr w:type="spellStart"/>
-      <w:r>
-        <w:t>mcq</w:t>
-      </w:r>
-      <w:proofErr w:type="spellEnd"/>
-    </w:p>
-    <w:p>
-      <w:pPr>
-        <w:pStyle w:val="NoSpacing"/>
-      </w:pPr>
-      <w:r>
-        <w:t>A) Carry</w:t>
-      </w:r>
-    </w:p>
-    <w:p>
-      <w:pPr>
-        <w:pStyle w:val="NoSpacing"/>
-      </w:pPr>
-      <w:r>
-        <w:t>B) Loan</w:t>
-      </w:r>
-    </w:p>
-    <w:p>
-      <w:pPr>
-        <w:pStyle w:val="NoSpacing"/>
-      </w:pPr>
-      <w:r>
-        <w:t>C) Borrow</w:t>
-      </w:r>
-    </w:p>
-    <w:p>
-      <w:pPr>
-        <w:pStyle w:val="NoSpacing"/>
-      </w:pPr>
-      <w:r>
-        <w:t>D) Digit</w:t>
-      </w:r>
-    </w:p>
-    <w:p>
-      <w:pPr>
-        <w:pStyle w:val="NoSpacing"/>
-      </w:pPr>
-      <w:r>
-        <w:t>Answer: C</w:t>
-      </w:r>
-    </w:p>
-    <w:p>
-      <w:pPr>
-        <w:pStyle w:val="NoSpacing"/>
-      </w:pPr>
-      <w:r>
-        <w:t>Question: The ______ number system consists of only two digits, 0 and 1.</w:t>
+        <w:t>Answer: Binary</w:t>
+      </w:r>
+    </w:p>
+    <w:p>
+      <w:pPr>
+        <w:pStyle w:val="NoSpacing"/>
+      </w:pPr>
+      <w:r>
+        <w:t>Question: The base of the ______ number system is 8.</w:t>
       </w:r>
     </w:p>
     <w:p>
@@ -634,15 +440,15 @@
         <w:pStyle w:val="NoSpacing"/>
       </w:pPr>
       <w:r>
-        <w:t>Answer: Binary</w:t>
-      </w:r>
-    </w:p>
-    <w:p>
-      <w:pPr>
-        <w:pStyle w:val="NoSpacing"/>
-      </w:pPr>
-      <w:r>
-        <w:t>Question: The base of the ______ number system is 8.</w:t>
+        <w:t>Answer: Octal</w:t>
+      </w:r>
+    </w:p>
+    <w:p>
+      <w:pPr>
+        <w:pStyle w:val="NoSpacing"/>
+      </w:pPr>
+      <w:r>
+        <w:t>Question: In binary addition, the sum of 1 + 1 is 0 with a ______ of 1.</w:t>
       </w:r>
     </w:p>
     <w:p>
@@ -658,15 +464,15 @@
         <w:pStyle w:val="NoSpacing"/>
       </w:pPr>
       <w:r>
-        <w:t>Answer: Octal</w:t>
-      </w:r>
-    </w:p>
-    <w:p>
-      <w:pPr>
-        <w:pStyle w:val="NoSpacing"/>
-      </w:pPr>
-      <w:r>
-        <w:t>Question: In binary addition, the sum of 1 + 1 is 0 with a ______ of 1.</w:t>
+        <w:t>Answer: Carry</w:t>
+      </w:r>
+    </w:p>
+    <w:p>
+      <w:pPr>
+        <w:pStyle w:val="NoSpacing"/>
+      </w:pPr>
+      <w:r>
+        <w:t>Question: The value of any number raised to the power 0 is always ______.</w:t>
       </w:r>
     </w:p>
     <w:p>
@@ -682,15 +488,15 @@
         <w:pStyle w:val="NoSpacing"/>
       </w:pPr>
       <w:r>
-        <w:t>Answer: Carry</w:t>
-      </w:r>
-    </w:p>
-    <w:p>
-      <w:pPr>
-        <w:pStyle w:val="NoSpacing"/>
-      </w:pPr>
-      <w:r>
-        <w:t>Question: The value of any number raised to the power 0 is always ______.</w:t>
+        <w:t>Answer: 1</w:t>
+      </w:r>
+    </w:p>
+    <w:p>
+      <w:pPr>
+        <w:pStyle w:val="NoSpacing"/>
+      </w:pPr>
+      <w:r>
+        <w:t>Question: The ______ method is used to convert a binary number into its decimal equivalent.</w:t>
       </w:r>
     </w:p>
     <w:p>
@@ -706,15 +512,15 @@
         <w:pStyle w:val="NoSpacing"/>
       </w:pPr>
       <w:r>
-        <w:t>Answer: 1</w:t>
-      </w:r>
-    </w:p>
-    <w:p>
-      <w:pPr>
-        <w:pStyle w:val="NoSpacing"/>
-      </w:pPr>
-      <w:r>
-        <w:t>Question: The ______ method is used to convert a binary number into its decimal equivalent.</w:t>
+        <w:t>Answer: Multiplication</w:t>
+      </w:r>
+    </w:p>
+    <w:p>
+      <w:pPr>
+        <w:pStyle w:val="NoSpacing"/>
+      </w:pPr>
+      <w:r>
+        <w:t>Question: The ______ of a number system is the total number of digits available in it.</w:t>
       </w:r>
     </w:p>
     <w:p>
@@ -730,15 +536,15 @@
         <w:pStyle w:val="NoSpacing"/>
       </w:pPr>
       <w:r>
-        <w:t>Answer: Multiplication</w:t>
-      </w:r>
-    </w:p>
-    <w:p>
-      <w:pPr>
-        <w:pStyle w:val="NoSpacing"/>
-      </w:pPr>
-      <w:r>
-        <w:t>Question: The ______ of a number system is the total number of digits available in it.</w:t>
+        <w:t>Answer: Base</w:t>
+      </w:r>
+    </w:p>
+    <w:p>
+      <w:pPr>
+        <w:pStyle w:val="NoSpacing"/>
+      </w:pPr>
+      <w:r>
+        <w:t>Question: The ______ method is used to convert decimal numbers into binary numbers.</w:t>
       </w:r>
     </w:p>
     <w:p>
@@ -754,15 +560,15 @@
         <w:pStyle w:val="NoSpacing"/>
       </w:pPr>
       <w:r>
-        <w:t>Answer: Base</w:t>
-      </w:r>
-    </w:p>
-    <w:p>
-      <w:pPr>
-        <w:pStyle w:val="NoSpacing"/>
-      </w:pPr>
-      <w:r>
-        <w:t>Question: The ______ method is used to convert decimal numbers into binary numbers.</w:t>
+        <w:t>Answer: Division</w:t>
+      </w:r>
+    </w:p>
+    <w:p>
+      <w:pPr>
+        <w:pStyle w:val="NoSpacing"/>
+      </w:pPr>
+      <w:r>
+        <w:t>Question: Computer ______ involves operations like addition and subtraction on binary numbers.</w:t>
       </w:r>
     </w:p>
     <w:p>
@@ -778,15 +584,15 @@
         <w:pStyle w:val="NoSpacing"/>
       </w:pPr>
       <w:r>
-        <w:t>Answer: Division</w:t>
-      </w:r>
-    </w:p>
-    <w:p>
-      <w:pPr>
-        <w:pStyle w:val="NoSpacing"/>
-      </w:pPr>
-      <w:r>
-        <w:t>Question: In the hexadecimal system, the letter 'D' represents the number ______.</w:t>
+        <w:t>Answer: Arithmetic</w:t>
+      </w:r>
+    </w:p>
+    <w:p>
+      <w:pPr>
+        <w:pStyle w:val="NoSpacing"/>
+      </w:pPr>
+      <w:r>
+        <w:t>Question: In the decimal system, the value of each digit increases ______ times as you move right-to-left.</w:t>
       </w:r>
     </w:p>
     <w:p>
@@ -802,54 +608,6 @@
         <w:pStyle w:val="NoSpacing"/>
       </w:pPr>
       <w:r>
-        <w:t>Answer: 13</w:t>
-      </w:r>
-    </w:p>
-    <w:p>
-      <w:pPr>
-        <w:pStyle w:val="NoSpacing"/>
-      </w:pPr>
-      <w:r>
-        <w:t>Question: Computer ______ involves operations like addition and subtraction on binary numbers.</w:t>
-      </w:r>
-    </w:p>
-    <w:p>
-      <w:pPr>
-        <w:pStyle w:val="NoSpacing"/>
-      </w:pPr>
-      <w:r>
-        <w:t>Type: fill</w:t>
-      </w:r>
-    </w:p>
-    <w:p>
-      <w:pPr>
-        <w:pStyle w:val="NoSpacing"/>
-      </w:pPr>
-      <w:r>
-        <w:t>Answer: Arithmetic</w:t>
-      </w:r>
-    </w:p>
-    <w:p>
-      <w:pPr>
-        <w:pStyle w:val="NoSpacing"/>
-      </w:pPr>
-      <w:r>
-        <w:t>Question: In the decimal system, the value of each digit increases ______ times as you move right-to-left.</w:t>
-      </w:r>
-    </w:p>
-    <w:p>
-      <w:pPr>
-        <w:pStyle w:val="NoSpacing"/>
-      </w:pPr>
-      <w:r>
-        <w:t>Type: fill</w:t>
-      </w:r>
-    </w:p>
-    <w:p>
-      <w:pPr>
-        <w:pStyle w:val="NoSpacing"/>
-      </w:pPr>
-      <w:r>
         <w:t>Answer: 10</w:t>
       </w:r>
     </w:p>
@@ -859,6 +617,198 @@
       </w:pPr>
       <w:r>
         <w:t>Question: Unscramble the letters to form the name of a number system: CIMDALE</w:t>
+      </w:r>
+    </w:p>
+    <w:p>
+      <w:pPr>
+        <w:pStyle w:val="NoSpacing"/>
+      </w:pPr>
+      <w:r>
+        <w:t>Type: jumbled</w:t>
+      </w:r>
+    </w:p>
+    <w:p>
+      <w:pPr>
+        <w:pStyle w:val="NoSpacing"/>
+      </w:pPr>
+      <w:r>
+        <w:t>Answer: decimal</w:t>
+      </w:r>
+    </w:p>
+    <w:p>
+      <w:pPr>
+        <w:pStyle w:val="NoSpacing"/>
+      </w:pPr>
+      <w:r>
+        <w:t>Question: Unscramble the letters to form a number system base: TEIHSXEN</w:t>
+      </w:r>
+    </w:p>
+    <w:p>
+      <w:pPr>
+        <w:pStyle w:val="NoSpacing"/>
+      </w:pPr>
+      <w:r>
+        <w:t>Type: jumbled</w:t>
+      </w:r>
+    </w:p>
+    <w:p>
+      <w:pPr>
+        <w:pStyle w:val="NoSpacing"/>
+      </w:pPr>
+      <w:r>
+        <w:t>Answer: sixteen</w:t>
+      </w:r>
+    </w:p>
+    <w:p>
+      <w:pPr>
+        <w:pStyle w:val="NoSpacing"/>
+      </w:pPr>
+      <w:r>
+        <w:t>Question: Unscramble the letters to form a part of computer arithmetic: TINIDADO</w:t>
+      </w:r>
+    </w:p>
+    <w:p>
+      <w:pPr>
+        <w:pStyle w:val="NoSpacing"/>
+      </w:pPr>
+      <w:r>
+        <w:t>Type: jumbled</w:t>
+      </w:r>
+    </w:p>
+    <w:p>
+      <w:pPr>
+        <w:pStyle w:val="NoSpacing"/>
+      </w:pPr>
+      <w:r>
+        <w:t>Answer: addition</w:t>
+      </w:r>
+    </w:p>
+    <w:p>
+      <w:pPr>
+        <w:pStyle w:val="NoSpacing"/>
+      </w:pPr>
+      <w:r>
+        <w:t>Question: Unscramble the letters to form a part of a number system: SIBURCPST</w:t>
+      </w:r>
+    </w:p>
+    <w:p>
+      <w:pPr>
+        <w:pStyle w:val="NoSpacing"/>
+      </w:pPr>
+      <w:r>
+        <w:t>Type: jumbled</w:t>
+      </w:r>
+    </w:p>
+    <w:p>
+      <w:pPr>
+        <w:pStyle w:val="NoSpacing"/>
+      </w:pPr>
+      <w:r>
+        <w:t>Answer: subscript</w:t>
+      </w:r>
+    </w:p>
+    <w:p>
+      <w:pPr>
+        <w:pStyle w:val="NoSpacing"/>
+      </w:pPr>
+      <w:r>
+        <w:t>Question: Unscramble the letters to form a binary concept: RWOBRO</w:t>
+      </w:r>
+    </w:p>
+    <w:p>
+      <w:pPr>
+        <w:pStyle w:val="NoSpacing"/>
+      </w:pPr>
+      <w:r>
+        <w:t>Type: jumbled</w:t>
+      </w:r>
+    </w:p>
+    <w:p>
+      <w:pPr>
+        <w:pStyle w:val="NoSpacing"/>
+      </w:pPr>
+      <w:r>
+        <w:t>Answer: borrow</w:t>
+      </w:r>
+    </w:p>
+    <w:p>
+      <w:pPr>
+        <w:pStyle w:val="NoSpacing"/>
+      </w:pPr>
+      <w:r>
+        <w:t>Question: Unscramble the letters to form the name of a system: CALTO</w:t>
+      </w:r>
+    </w:p>
+    <w:p>
+      <w:pPr>
+        <w:pStyle w:val="NoSpacing"/>
+      </w:pPr>
+      <w:r>
+        <w:t>Type: jumbled</w:t>
+      </w:r>
+    </w:p>
+    <w:p>
+      <w:pPr>
+        <w:pStyle w:val="NoSpacing"/>
+      </w:pPr>
+      <w:r>
+        <w:t>Answer: octal</w:t>
+      </w:r>
+    </w:p>
+    <w:p>
+      <w:pPr>
+        <w:pStyle w:val="NoSpacing"/>
+      </w:pPr>
+      <w:r>
+        <w:t>Question: Unscramble the letters to form a binary digit: NYRABI</w:t>
+      </w:r>
+    </w:p>
+    <w:p>
+      <w:pPr>
+        <w:pStyle w:val="NoSpacing"/>
+      </w:pPr>
+      <w:r>
+        <w:t>Type: jumbled</w:t>
+      </w:r>
+    </w:p>
+    <w:p>
+      <w:pPr>
+        <w:pStyle w:val="NoSpacing"/>
+      </w:pPr>
+      <w:r>
+        <w:t>Answer: binary</w:t>
+      </w:r>
+    </w:p>
+    <w:p>
+      <w:pPr>
+        <w:pStyle w:val="NoSpacing"/>
+      </w:pPr>
+      <w:r>
+        <w:t>Question: Unscramble the letters to form a mathematical way to represent numbers: METSYS</w:t>
+      </w:r>
+    </w:p>
+    <w:p>
+      <w:pPr>
+        <w:pStyle w:val="NoSpacing"/>
+      </w:pPr>
+      <w:r>
+        <w:t>Type: jumbled</w:t>
+      </w:r>
+    </w:p>
+    <w:p>
+      <w:pPr>
+        <w:pStyle w:val="NoSpacing"/>
+      </w:pPr>
+      <w:r>
+        <w:t>Answer: system</w:t>
+      </w:r>
+    </w:p>
+    <w:p>
+      <w:pPr>
+        <w:pStyle w:val="NoSpacing"/>
+      </w:pPr>
+      <w:r>
+        <w:t>Question: Unscramble the letters to form a positional term: TUNIS</w:t>
       </w:r>
     </w:p>
     <w:p>
@@ -875,15 +825,15 @@
         <w:pStyle w:val="NoSpacing"/>
       </w:pPr>
       <w:r>
-        <w:t>Answer: decimal</w:t>
-      </w:r>
-    </w:p>
-    <w:p>
-      <w:pPr>
-        <w:pStyle w:val="NoSpacing"/>
-      </w:pPr>
-      <w:r>
-        <w:t>Question: Unscramble the letters to form a number system base: TEIHSXEN</w:t>
+        <w:t>Answer: units</w:t>
+      </w:r>
+    </w:p>
+    <w:p>
+      <w:pPr>
+        <w:pStyle w:val="NoSpacing"/>
+      </w:pPr>
+      <w:r>
+        <w:t>Question: Unscramble the letters to form a term for letters A-F: HEXA</w:t>
       </w:r>
     </w:p>
     <w:p>
@@ -899,191 +849,23 @@
         <w:pStyle w:val="NoSpacing"/>
       </w:pPr>
       <w:r>
-        <w:t>Answer: sixteen</w:t>
-      </w:r>
-    </w:p>
-    <w:p>
-      <w:pPr>
-        <w:pStyle w:val="NoSpacing"/>
-      </w:pPr>
-      <w:r>
-        <w:t>Question: Unscramble the letters to form a part of computer arithmetic: TINIDADO</w:t>
-      </w:r>
-    </w:p>
-    <w:p>
-      <w:pPr>
-        <w:pStyle w:val="NoSpacing"/>
-      </w:pPr>
-      <w:r>
-        <w:t>Type: jumbled</w:t>
-      </w:r>
-    </w:p>
-    <w:p>
-      <w:pPr>
-        <w:pStyle w:val="NoSpacing"/>
-      </w:pPr>
-      <w:r>
-        <w:t>Answer: addition</w:t>
-      </w:r>
-    </w:p>
-    <w:p>
-      <w:pPr>
-        <w:pStyle w:val="NoSpacing"/>
-      </w:pPr>
-      <w:r>
-        <w:t>Question: Unscramble the letters to form a part of a number system: SIBURCPST</w:t>
-      </w:r>
-    </w:p>
-    <w:p>
-      <w:pPr>
-        <w:pStyle w:val="NoSpacing"/>
-      </w:pPr>
-      <w:r>
-        <w:t>Type: jumbled</w:t>
-      </w:r>
-    </w:p>
-    <w:p>
-      <w:pPr>
-        <w:pStyle w:val="NoSpacing"/>
-      </w:pPr>
-      <w:r>
-        <w:t>Answer: subscript</w:t>
-      </w:r>
-    </w:p>
-    <w:p>
-      <w:pPr>
-        <w:pStyle w:val="NoSpacing"/>
-      </w:pPr>
-      <w:r>
-        <w:t>Question: Unscramble the letters to form a binary concept: RWOBRO</w:t>
-      </w:r>
-    </w:p>
-    <w:p>
-      <w:pPr>
-        <w:pStyle w:val="NoSpacing"/>
-      </w:pPr>
-      <w:r>
-        <w:t>Type: jumbled</w:t>
-      </w:r>
-    </w:p>
-    <w:p>
-      <w:pPr>
-        <w:pStyle w:val="NoSpacing"/>
-      </w:pPr>
-      <w:r>
-        <w:t>Answer: borrow</w:t>
-      </w:r>
-    </w:p>
-    <w:p>
-      <w:pPr>
-        <w:pStyle w:val="NoSpacing"/>
-      </w:pPr>
-      <w:r>
-        <w:t>Question: Unscramble the letters to form the name of a system: CALTO</w:t>
-      </w:r>
-    </w:p>
-    <w:p>
-      <w:pPr>
-        <w:pStyle w:val="NoSpacing"/>
-      </w:pPr>
-      <w:r>
-        <w:t>Type: jumbled</w:t>
-      </w:r>
-    </w:p>
-    <w:p>
-      <w:pPr>
-        <w:pStyle w:val="NoSpacing"/>
-      </w:pPr>
-      <w:r>
-        <w:t>Answer: octal</w:t>
-      </w:r>
-    </w:p>
-    <w:p>
-      <w:pPr>
-        <w:pStyle w:val="NoSpacing"/>
-      </w:pPr>
-      <w:r>
-        <w:t>Question: Unscramble the letters to form a binary digit: NYRABI</w:t>
-      </w:r>
-    </w:p>
-    <w:p>
-      <w:pPr>
-        <w:pStyle w:val="NoSpacing"/>
-      </w:pPr>
-      <w:r>
-        <w:t>Type: jumbled</w:t>
-      </w:r>
-    </w:p>
-    <w:p>
-      <w:pPr>
-        <w:pStyle w:val="NoSpacing"/>
-      </w:pPr>
-      <w:r>
-        <w:t>Answer: binary</w:t>
-      </w:r>
-    </w:p>
-    <w:p>
-      <w:pPr>
-        <w:pStyle w:val="NoSpacing"/>
-      </w:pPr>
-      <w:r>
-        <w:t>Question: Unscramble the letters to form a mathematical way to represent numbers: METSYS</w:t>
-      </w:r>
-    </w:p>
-    <w:p>
-      <w:pPr>
-        <w:pStyle w:val="NoSpacing"/>
-      </w:pPr>
-      <w:r>
-        <w:t>Type: jumbled</w:t>
-      </w:r>
-    </w:p>
-    <w:p>
-      <w:pPr>
-        <w:pStyle w:val="NoSpacing"/>
-      </w:pPr>
-      <w:r>
-        <w:t>Answer: system</w:t>
-      </w:r>
-    </w:p>
-    <w:p>
-      <w:pPr>
-        <w:pStyle w:val="NoSpacing"/>
-      </w:pPr>
-      <w:r>
-        <w:t>Question: Unscramble the letters to form a positional term: TUNIS</w:t>
-      </w:r>
-    </w:p>
-    <w:p>
-      <w:pPr>
-        <w:pStyle w:val="NoSpacing"/>
-      </w:pPr>
-      <w:r>
-        <w:t>Type: jumbled</w:t>
-      </w:r>
-    </w:p>
-    <w:p>
-      <w:pPr>
-        <w:pStyle w:val="NoSpacing"/>
-      </w:pPr>
-      <w:r>
-        <w:t>Answer: units</w:t>
-      </w:r>
-    </w:p>
-    <w:p>
-      <w:pPr>
-        <w:pStyle w:val="NoSpacing"/>
-      </w:pPr>
-      <w:r>
-        <w:t>Question: Unscramble the letters to form a term for letters A-F: HEXA</w:t>
-      </w:r>
-    </w:p>
-    <w:p>
-      <w:pPr>
-        <w:pStyle w:val="NoSpacing"/>
-      </w:pPr>
-      <w:r>
-        <w:t>Type: jumbled</w:t>
+        <w:t>Answer: hexa</w:t>
+      </w:r>
+    </w:p>
+    <w:p>
+      <w:pPr>
+        <w:pStyle w:val="NoSpacing"/>
+      </w:pPr>
+      <w:r>
+        <w:t>Question: Match the number systems to their respective bases.</w:t>
+      </w:r>
+    </w:p>
+    <w:p>
+      <w:pPr>
+        <w:pStyle w:val="NoSpacing"/>
+      </w:pPr>
+      <w:r>
+        <w:t>Type: match</w:t>
       </w:r>
     </w:p>
     <w:p>
@@ -1093,18 +875,53 @@
       <w:r>
         <w:t xml:space="preserve">Answer: </w:t>
       </w:r>
-      <w:proofErr w:type="spellStart"/>
-      <w:r>
-        <w:t>hexa</w:t>
-      </w:r>
-      <w:proofErr w:type="spellEnd"/>
-    </w:p>
-    <w:p>
-      <w:pPr>
-        <w:pStyle w:val="NoSpacing"/>
-      </w:pPr>
-      <w:r>
-        <w:t>Question: Match the number systems to their respective bases.</w:t>
+    </w:p>
+    <w:p>
+      <w:pPr>
+        <w:pStyle w:val="NoSpacing"/>
+      </w:pPr>
+      <w:r>
+        <w:t>Binary : 2</w:t>
+      </w:r>
+    </w:p>
+    <w:p>
+      <w:pPr>
+        <w:pStyle w:val="NoSpacing"/>
+      </w:pPr>
+      <w:r>
+        <w:t>Octal : 8</w:t>
+      </w:r>
+    </w:p>
+    <w:p>
+      <w:pPr>
+        <w:pStyle w:val="NoSpacing"/>
+      </w:pPr>
+      <w:r>
+        <w:t xml:space="preserve">Decimal : 10 </w:t>
+      </w:r>
+    </w:p>
+    <w:p>
+      <w:pPr>
+        <w:pStyle w:val="NoSpacing"/>
+      </w:pPr>
+      <w:r>
+        <w:t xml:space="preserve">Hexadecimal : 16 </w:t>
+      </w:r>
+    </w:p>
+    <w:p>
+      <w:pPr>
+        <w:pStyle w:val="NoSpacing"/>
+      </w:pPr>
+      <w:r>
+        <w:t>Machine Language : Binary</w:t>
+      </w:r>
+    </w:p>
+    <w:p>
+      <w:pPr>
+        <w:pStyle w:val="NoSpacing"/>
+      </w:pPr>
+      <w:r>
+        <w:t>Question: Match the conversion method to its direction.</w:t>
       </w:r>
     </w:p>
     <w:p>
@@ -1120,81 +937,15 @@
         <w:pStyle w:val="NoSpacing"/>
       </w:pPr>
       <w:r>
-        <w:t xml:space="preserve">Answer: </w:t>
-      </w:r>
-    </w:p>
-    <w:p>
-      <w:pPr>
-        <w:pStyle w:val="NoSpacing"/>
-      </w:pPr>
-      <w:proofErr w:type="gramStart"/>
-      <w:r>
-        <w:t>Binary :</w:t>
-      </w:r>
-      <w:proofErr w:type="gramEnd"/>
-      <w:r>
-        <w:t xml:space="preserve"> 2</w:t>
-      </w:r>
-    </w:p>
-    <w:p>
-      <w:pPr>
-        <w:pStyle w:val="NoSpacing"/>
-      </w:pPr>
-      <w:proofErr w:type="gramStart"/>
-      <w:r>
-        <w:t>Octal :</w:t>
-      </w:r>
-      <w:proofErr w:type="gramEnd"/>
-      <w:r>
-        <w:t xml:space="preserve"> </w:t>
-      </w:r>
-      <w:r>
-        <w:t>8</w:t>
-      </w:r>
-    </w:p>
-    <w:p>
-      <w:pPr>
-        <w:pStyle w:val="NoSpacing"/>
-      </w:pPr>
-      <w:proofErr w:type="gramStart"/>
-      <w:r>
-        <w:t>Decimal :</w:t>
-      </w:r>
-      <w:proofErr w:type="gramEnd"/>
-      <w:r>
-        <w:t xml:space="preserve"> 10 </w:t>
-      </w:r>
-    </w:p>
-    <w:p>
-      <w:pPr>
-        <w:pStyle w:val="NoSpacing"/>
-      </w:pPr>
-      <w:r>
-        <w:t xml:space="preserve">Hexadecimal : 16 </w:t>
-      </w:r>
-    </w:p>
-    <w:p>
-      <w:pPr>
-        <w:pStyle w:val="NoSpacing"/>
-      </w:pPr>
-      <w:r>
-        <w:t xml:space="preserve">Machine </w:t>
-      </w:r>
-      <w:proofErr w:type="gramStart"/>
-      <w:r>
-        <w:t>Language :</w:t>
-      </w:r>
-      <w:proofErr w:type="gramEnd"/>
-      <w:r>
-        <w:t xml:space="preserve"> Binary</w:t>
-      </w:r>
-    </w:p>
-    <w:p>
-      <w:pPr>
-        <w:pStyle w:val="NoSpacing"/>
-      </w:pPr>
-      <w:r>
-        <w:t>Question: Match the hexadecimal letters to their decimal values.</w:t>
+        <w:t>Answer: Decimal to Binary : Division, Binary to Decimal : Multiplication, Even remainder : 0, Odd remainder : 1</w:t>
+      </w:r>
+    </w:p>
+    <w:p>
+      <w:pPr>
+        <w:pStyle w:val="NoSpacing"/>
+      </w:pPr>
+      <w:r>
+        <w:t>Question: Match the example to the system.</w:t>
       </w:r>
     </w:p>
     <w:p>
@@ -1210,23 +961,15 @@
         <w:pStyle w:val="NoSpacing"/>
       </w:pPr>
       <w:r>
-        <w:t xml:space="preserve">Answer: </w:t>
-      </w:r>
-      <w:proofErr w:type="gramStart"/>
-      <w:r>
-        <w:t>A :</w:t>
-      </w:r>
-      <w:proofErr w:type="gramEnd"/>
-      <w:r>
-        <w:t xml:space="preserve"> 10, B : 11, C : 12, D : 13, E : 14, F : 15</w:t>
-      </w:r>
-    </w:p>
-    <w:p>
-      <w:pPr>
-        <w:pStyle w:val="NoSpacing"/>
-      </w:pPr>
-      <w:r>
-        <w:t>Question: Match the arithmetic result to the binary operation.</w:t>
+        <w:t>Answer: (1011)2 : Binary, (75)8 : Octal, (99)10 : Decimal, (A2)16 : Hexadecimal</w:t>
+      </w:r>
+    </w:p>
+    <w:p>
+      <w:pPr>
+        <w:pStyle w:val="NoSpacing"/>
+      </w:pPr>
+      <w:r>
+        <w:t>Question: Match the power of 2 to its decimal value.</w:t>
       </w:r>
     </w:p>
     <w:p>
@@ -1242,240 +985,7 @@
         <w:pStyle w:val="NoSpacing"/>
       </w:pPr>
       <w:r>
-        <w:t xml:space="preserve">Answer: 0 + </w:t>
-      </w:r>
-      <w:proofErr w:type="gramStart"/>
-      <w:r>
-        <w:t>0 :</w:t>
-      </w:r>
-      <w:proofErr w:type="gramEnd"/>
-      <w:r>
-        <w:t xml:space="preserve"> 0, 1 + 0 : 1, 1 + 1 : 10, 0 - 0 : 0, 1 - 1 : 0</w:t>
-      </w:r>
-    </w:p>
-    <w:p>
-      <w:pPr>
-        <w:pStyle w:val="NoSpacing"/>
-      </w:pPr>
-      <w:r>
-        <w:t>Question: Match the position to its power of 10 in the decimal system.</w:t>
-      </w:r>
-    </w:p>
-    <w:p>
-      <w:pPr>
-        <w:pStyle w:val="NoSpacing"/>
-      </w:pPr>
-      <w:r>
-        <w:t>Type: match</w:t>
-      </w:r>
-    </w:p>
-    <w:p>
-      <w:pPr>
-        <w:pStyle w:val="NoSpacing"/>
-      </w:pPr>
-      <w:r>
-        <w:t xml:space="preserve">Answer: </w:t>
-      </w:r>
-      <w:proofErr w:type="gramStart"/>
-      <w:r>
-        <w:t>Units :</w:t>
-      </w:r>
-      <w:proofErr w:type="gramEnd"/>
-      <w:r>
-        <w:t xml:space="preserve"> 10^0, Tens : 10^1, Hundreds : 10^2, Thousands : 10^3, Tenths : 10^-1</w:t>
-      </w:r>
-    </w:p>
-    <w:p>
-      <w:pPr>
-        <w:pStyle w:val="NoSpacing"/>
-      </w:pPr>
-      <w:r>
-        <w:t>Question: Match the component to its description.</w:t>
-      </w:r>
-    </w:p>
-    <w:p>
-      <w:pPr>
-        <w:pStyle w:val="NoSpacing"/>
-      </w:pPr>
-      <w:r>
-        <w:t>Type: match</w:t>
-      </w:r>
-    </w:p>
-    <w:p>
-      <w:pPr>
-        <w:pStyle w:val="NoSpacing"/>
-      </w:pPr>
-      <w:r>
-        <w:t xml:space="preserve">Answer: </w:t>
-      </w:r>
-      <w:proofErr w:type="gramStart"/>
-      <w:r>
-        <w:t>Base :</w:t>
-      </w:r>
-      <w:proofErr w:type="gramEnd"/>
-      <w:r>
-        <w:t xml:space="preserve"> Subscript, Binary 1 : ON, Binary 0 : OFF, Positional Value : Notation, A-F : Letters</w:t>
-      </w:r>
-    </w:p>
-    <w:p>
-      <w:pPr>
-        <w:pStyle w:val="NoSpacing"/>
-      </w:pPr>
-      <w:r>
-        <w:t>Question: Match the conversion method to its direction.</w:t>
-      </w:r>
-    </w:p>
-    <w:p>
-      <w:pPr>
-        <w:pStyle w:val="NoSpacing"/>
-      </w:pPr>
-      <w:r>
-        <w:t>Type: match</w:t>
-      </w:r>
-    </w:p>
-    <w:p>
-      <w:pPr>
-        <w:pStyle w:val="NoSpacing"/>
-      </w:pPr>
-      <w:r>
-        <w:lastRenderedPageBreak/>
-        <w:t xml:space="preserve">Answer: Decimal to </w:t>
-      </w:r>
-      <w:proofErr w:type="gramStart"/>
-      <w:r>
-        <w:t>Binary :</w:t>
-      </w:r>
-      <w:proofErr w:type="gramEnd"/>
-      <w:r>
-        <w:t xml:space="preserve"> Division, Binary to Decimal : Multiplication, Even remainder : 0, Odd remainder : 1</w:t>
-      </w:r>
-    </w:p>
-    <w:p>
-      <w:pPr>
-        <w:pStyle w:val="NoSpacing"/>
-      </w:pPr>
-      <w:r>
-        <w:t>Question: Match the example to the system.</w:t>
-      </w:r>
-    </w:p>
-    <w:p>
-      <w:pPr>
-        <w:pStyle w:val="NoSpacing"/>
-      </w:pPr>
-      <w:r>
-        <w:t>Type: match</w:t>
-      </w:r>
-    </w:p>
-    <w:p>
-      <w:pPr>
-        <w:pStyle w:val="NoSpacing"/>
-      </w:pPr>
-      <w:r>
-        <w:t>Answer: (1011)</w:t>
-      </w:r>
-      <w:proofErr w:type="gramStart"/>
-      <w:r>
-        <w:t>2 :</w:t>
-      </w:r>
-      <w:proofErr w:type="gramEnd"/>
-      <w:r>
-        <w:t xml:space="preserve"> Binary, (75)8 : Octal, (99)10 : Decimal, (A2)16 : Hexadecimal, (1711)10 : Decimal</w:t>
-      </w:r>
-    </w:p>
-    <w:p>
-      <w:pPr>
-        <w:pStyle w:val="NoSpacing"/>
-      </w:pPr>
-      <w:r>
-        <w:t>Question: Match the binary subtraction rule (A - B).</w:t>
-      </w:r>
-    </w:p>
-    <w:p>
-      <w:pPr>
-        <w:pStyle w:val="NoSpacing"/>
-      </w:pPr>
-      <w:r>
-        <w:t>Type: match</w:t>
-      </w:r>
-    </w:p>
-    <w:p>
-      <w:pPr>
-        <w:pStyle w:val="NoSpacing"/>
-      </w:pPr>
-      <w:r>
-        <w:t xml:space="preserve">Answer: 1 - </w:t>
-      </w:r>
-      <w:proofErr w:type="gramStart"/>
-      <w:r>
-        <w:t>0 :</w:t>
-      </w:r>
-      <w:proofErr w:type="gramEnd"/>
-      <w:r>
-        <w:t xml:space="preserve"> 1, 1 - 1 : 0, 0 - 0 : 0, 0 - 1 : 1 with borrow, 10 - 1 : 1</w:t>
-      </w:r>
-    </w:p>
-    <w:p>
-      <w:pPr>
-        <w:pStyle w:val="NoSpacing"/>
-      </w:pPr>
-      <w:r>
-        <w:t>Question: Match the computer term to its meaning.</w:t>
-      </w:r>
-    </w:p>
-    <w:p>
-      <w:pPr>
-        <w:pStyle w:val="NoSpacing"/>
-      </w:pPr>
-      <w:r>
-        <w:t>Type: match</w:t>
-      </w:r>
-    </w:p>
-    <w:p>
-      <w:pPr>
-        <w:pStyle w:val="NoSpacing"/>
-      </w:pPr>
-      <w:r>
-        <w:t xml:space="preserve">Answer: Machine </w:t>
-      </w:r>
-      <w:proofErr w:type="gramStart"/>
-      <w:r>
-        <w:t>Language :</w:t>
-      </w:r>
-      <w:proofErr w:type="gramEnd"/>
-      <w:r>
-        <w:t xml:space="preserve"> Numbers, Instructions : Binary form, Data : Arithmetic, Solution : Computation</w:t>
-      </w:r>
-    </w:p>
-    <w:p>
-      <w:pPr>
-        <w:pStyle w:val="NoSpacing"/>
-      </w:pPr>
-      <w:r>
-        <w:t>Question: Match the power of 2 to its decimal value.</w:t>
-      </w:r>
-    </w:p>
-    <w:p>
-      <w:pPr>
-        <w:pStyle w:val="NoSpacing"/>
-      </w:pPr>
-      <w:r>
-        <w:t>Type: match</w:t>
-      </w:r>
-    </w:p>
-    <w:p>
-      <w:pPr>
-        <w:pStyle w:val="NoSpacing"/>
-      </w:pPr>
-      <w:r>
-        <w:t>Answer: 2^</w:t>
-      </w:r>
-      <w:proofErr w:type="gramStart"/>
-      <w:r>
-        <w:t>0 :</w:t>
-      </w:r>
-      <w:proofErr w:type="gramEnd"/>
-      <w:r>
-        <w:t xml:space="preserve"> 1, 2^1 : 2, 2^2 : 4, 2^3 : 8, 2^4 : 16</w:t>
+        <w:t>Answer: 2^0 : 1, 2^1 : 2, 2^2 : 4, 2^3 : 8, 2^4 : 16</w:t>
       </w:r>
     </w:p>
     <w:p>
@@ -1491,13 +1001,8 @@
         <w:pStyle w:val="NoSpacing"/>
       </w:pPr>
       <w:r>
-        <w:t xml:space="preserve">Type: </w:t>
-      </w:r>
-      <w:proofErr w:type="spellStart"/>
-      <w:r>
-        <w:t>truefalse</w:t>
-      </w:r>
-      <w:proofErr w:type="spellEnd"/>
+        <w:t>Type: truefalse</w:t>
+      </w:r>
     </w:p>
     <w:p>
       <w:pPr>
@@ -1520,13 +1025,8 @@
         <w:pStyle w:val="NoSpacing"/>
       </w:pPr>
       <w:r>
-        <w:t xml:space="preserve">Type: </w:t>
-      </w:r>
-      <w:proofErr w:type="spellStart"/>
-      <w:r>
-        <w:t>truefalse</w:t>
-      </w:r>
-      <w:proofErr w:type="spellEnd"/>
+        <w:t>Type: truefalse</w:t>
+      </w:r>
     </w:p>
     <w:p>
       <w:pPr>
@@ -1549,13 +1049,8 @@
         <w:pStyle w:val="NoSpacing"/>
       </w:pPr>
       <w:r>
-        <w:t xml:space="preserve">Type: </w:t>
-      </w:r>
-      <w:proofErr w:type="spellStart"/>
-      <w:r>
-        <w:t>truefalse</w:t>
-      </w:r>
-      <w:proofErr w:type="spellEnd"/>
+        <w:t>Type: truefalse</w:t>
+      </w:r>
     </w:p>
     <w:p>
       <w:pPr>
@@ -1570,21 +1065,16 @@
         <w:pStyle w:val="NoSpacing"/>
       </w:pPr>
       <w:r>
-        <w:t>Question: Hexadecimal is used mostly in microprocessors and microcontrollers.</w:t>
-      </w:r>
-    </w:p>
-    <w:p>
-      <w:pPr>
-        <w:pStyle w:val="NoSpacing"/>
-      </w:pPr>
-      <w:r>
-        <w:t xml:space="preserve">Type: </w:t>
-      </w:r>
-      <w:proofErr w:type="spellStart"/>
-      <w:r>
-        <w:t>truefalse</w:t>
-      </w:r>
-      <w:proofErr w:type="spellEnd"/>
+        <w:t>Question: The decimal number system is a positional value system.</w:t>
+      </w:r>
+    </w:p>
+    <w:p>
+      <w:pPr>
+        <w:pStyle w:val="NoSpacing"/>
+      </w:pPr>
+      <w:r>
+        <w:t>Type: truefalse</w:t>
+      </w:r>
     </w:p>
     <w:p>
       <w:pPr>
@@ -1599,21 +1089,64 @@
         <w:pStyle w:val="NoSpacing"/>
       </w:pPr>
       <w:r>
-        <w:t>Question: The decimal number system is a positional value system.</w:t>
-      </w:r>
-    </w:p>
-    <w:p>
-      <w:pPr>
-        <w:pStyle w:val="NoSpacing"/>
-      </w:pPr>
-      <w:r>
-        <w:t xml:space="preserve">Type: </w:t>
-      </w:r>
-      <w:proofErr w:type="spellStart"/>
-      <w:r>
-        <w:t>truefalse</w:t>
-      </w:r>
-      <w:proofErr w:type="spellEnd"/>
+        <w:t>Question: The base of the binary number system is 10.</w:t>
+      </w:r>
+    </w:p>
+    <w:p>
+      <w:pPr>
+        <w:pStyle w:val="NoSpacing"/>
+      </w:pPr>
+      <w:r>
+        <w:t>Type: truefalse</w:t>
+      </w:r>
+    </w:p>
+    <w:p>
+      <w:pPr>
+        <w:pStyle w:val="NoSpacing"/>
+      </w:pPr>
+      <w:r>
+        <w:t>Answer: false</w:t>
+      </w:r>
+    </w:p>
+    <w:p>
+      <w:pPr>
+        <w:pStyle w:val="NoSpacing"/>
+      </w:pPr>
+      <w:r>
+        <w:t>Question: In binary addition, 1 + 1 equals 2.</w:t>
+      </w:r>
+    </w:p>
+    <w:p>
+      <w:pPr>
+        <w:pStyle w:val="NoSpacing"/>
+      </w:pPr>
+      <w:r>
+        <w:t>Type: truefalse</w:t>
+      </w:r>
+    </w:p>
+    <w:p>
+      <w:pPr>
+        <w:pStyle w:val="NoSpacing"/>
+      </w:pPr>
+      <w:r>
+        <w:t>Answer: false</w:t>
+      </w:r>
+    </w:p>
+    <w:p>
+      <w:pPr>
+        <w:pStyle w:val="NoSpacing"/>
+      </w:pPr>
+      <w:r>
+        <w:t>Question: The letters A to F represent values from 10 to 15 in hexadecimal.</w:t>
+      </w:r>
+    </w:p>
+    <w:p>
+      <w:pPr>
+        <w:pStyle w:val="NoSpacing"/>
+      </w:pPr>
+      <w:r>
+        <w:t>Type: truefalse</w:t>
+      </w:r>
     </w:p>
     <w:p>
       <w:pPr>
@@ -1628,79 +1161,16 @@
         <w:pStyle w:val="NoSpacing"/>
       </w:pPr>
       <w:r>
-        <w:t>Question: The base of the binary number system is 10.</w:t>
-      </w:r>
-    </w:p>
-    <w:p>
-      <w:pPr>
-        <w:pStyle w:val="NoSpacing"/>
-      </w:pPr>
-      <w:r>
-        <w:t xml:space="preserve">Type: </w:t>
-      </w:r>
-      <w:proofErr w:type="spellStart"/>
-      <w:r>
-        <w:t>truefalse</w:t>
-      </w:r>
-      <w:proofErr w:type="spellEnd"/>
-    </w:p>
-    <w:p>
-      <w:pPr>
-        <w:pStyle w:val="NoSpacing"/>
-      </w:pPr>
-      <w:r>
-        <w:t>Answer: false</w:t>
-      </w:r>
-    </w:p>
-    <w:p>
-      <w:pPr>
-        <w:pStyle w:val="NoSpacing"/>
-      </w:pPr>
-      <w:r>
-        <w:t>Question: In binary addition, 1 + 1 equals 2.</w:t>
-      </w:r>
-    </w:p>
-    <w:p>
-      <w:pPr>
-        <w:pStyle w:val="NoSpacing"/>
-      </w:pPr>
-      <w:r>
-        <w:t xml:space="preserve">Type: </w:t>
-      </w:r>
-      <w:proofErr w:type="spellStart"/>
-      <w:r>
-        <w:t>truefalse</w:t>
-      </w:r>
-      <w:proofErr w:type="spellEnd"/>
-    </w:p>
-    <w:p>
-      <w:pPr>
-        <w:pStyle w:val="NoSpacing"/>
-      </w:pPr>
-      <w:r>
-        <w:t>Answer: false</w:t>
-      </w:r>
-    </w:p>
-    <w:p>
-      <w:pPr>
-        <w:pStyle w:val="NoSpacing"/>
-      </w:pPr>
-      <w:r>
-        <w:t>Question: The letters A to F represent values from 10 to 15 in hexadecimal.</w:t>
-      </w:r>
-    </w:p>
-    <w:p>
-      <w:pPr>
-        <w:pStyle w:val="NoSpacing"/>
-      </w:pPr>
-      <w:r>
-        <w:t xml:space="preserve">Type: </w:t>
-      </w:r>
-      <w:proofErr w:type="spellStart"/>
-      <w:r>
-        <w:t>truefalse</w:t>
-      </w:r>
-      <w:proofErr w:type="spellEnd"/>
+        <w:t>Question: The division method is used to convert decimal to binary.</w:t>
+      </w:r>
+    </w:p>
+    <w:p>
+      <w:pPr>
+        <w:pStyle w:val="NoSpacing"/>
+      </w:pPr>
+      <w:r>
+        <w:t>Type: truefalse</w:t>
+      </w:r>
     </w:p>
     <w:p>
       <w:pPr>
@@ -1715,35 +1185,6 @@
         <w:pStyle w:val="NoSpacing"/>
       </w:pPr>
       <w:r>
-        <w:t>Question: The division method is used to convert decimal to binary.</w:t>
-      </w:r>
-    </w:p>
-    <w:p>
-      <w:pPr>
-        <w:pStyle w:val="NoSpacing"/>
-      </w:pPr>
-      <w:r>
-        <w:t xml:space="preserve">Type: </w:t>
-      </w:r>
-      <w:proofErr w:type="spellStart"/>
-      <w:r>
-        <w:t>truefalse</w:t>
-      </w:r>
-      <w:proofErr w:type="spellEnd"/>
-    </w:p>
-    <w:p>
-      <w:pPr>
-        <w:pStyle w:val="NoSpacing"/>
-      </w:pPr>
-      <w:r>
-        <w:t>Answer: true</w:t>
-      </w:r>
-    </w:p>
-    <w:p>
-      <w:pPr>
-        <w:pStyle w:val="NoSpacing"/>
-      </w:pPr>
-      <w:r>
         <w:t>Question: Binary digit 1 means the switch is OFF.</w:t>
       </w:r>
     </w:p>
@@ -1752,13 +1193,8 @@
         <w:pStyle w:val="NoSpacing"/>
       </w:pPr>
       <w:r>
-        <w:t xml:space="preserve">Type: </w:t>
-      </w:r>
-      <w:proofErr w:type="spellStart"/>
-      <w:r>
-        <w:t>truefalse</w:t>
-      </w:r>
-      <w:proofErr w:type="spellEnd"/>
+        <w:t>Type: truefalse</w:t>
+      </w:r>
     </w:p>
     <w:p>
       <w:pPr>

--- a/Questions/Class 7/ch1.docx
+++ b/Questions/Class 7/ch1.docx
@@ -15,8 +15,13 @@
         <w:pStyle w:val="NoSpacing"/>
       </w:pPr>
       <w:r>
-        <w:t>Type: mcq</w:t>
-      </w:r>
+        <w:t xml:space="preserve">Type: </w:t>
+      </w:r>
+      <w:proofErr w:type="spellStart"/>
+      <w:r>
+        <w:t>mcq</w:t>
+      </w:r>
+      <w:proofErr w:type="spellEnd"/>
     </w:p>
     <w:p>
       <w:pPr>
@@ -71,8 +76,13 @@
         <w:pStyle w:val="NoSpacing"/>
       </w:pPr>
       <w:r>
-        <w:t>Type: mcq</w:t>
-      </w:r>
+        <w:t xml:space="preserve">Type: </w:t>
+      </w:r>
+      <w:proofErr w:type="spellStart"/>
+      <w:r>
+        <w:t>mcq</w:t>
+      </w:r>
+      <w:proofErr w:type="spellEnd"/>
     </w:p>
     <w:p>
       <w:pPr>
@@ -127,8 +137,13 @@
         <w:pStyle w:val="NoSpacing"/>
       </w:pPr>
       <w:r>
-        <w:t>Type: mcq</w:t>
-      </w:r>
+        <w:t xml:space="preserve">Type: </w:t>
+      </w:r>
+      <w:proofErr w:type="spellStart"/>
+      <w:r>
+        <w:t>mcq</w:t>
+      </w:r>
+      <w:proofErr w:type="spellEnd"/>
     </w:p>
     <w:p>
       <w:pPr>
@@ -183,8 +198,13 @@
         <w:pStyle w:val="NoSpacing"/>
       </w:pPr>
       <w:r>
-        <w:t>Type: mcq</w:t>
-      </w:r>
+        <w:t xml:space="preserve">Type: </w:t>
+      </w:r>
+      <w:proofErr w:type="spellStart"/>
+      <w:r>
+        <w:t>mcq</w:t>
+      </w:r>
+      <w:proofErr w:type="spellEnd"/>
     </w:p>
     <w:p>
       <w:pPr>
@@ -239,8 +259,13 @@
         <w:pStyle w:val="NoSpacing"/>
       </w:pPr>
       <w:r>
-        <w:t>Type: mcq</w:t>
-      </w:r>
+        <w:t xml:space="preserve">Type: </w:t>
+      </w:r>
+      <w:proofErr w:type="spellStart"/>
+      <w:r>
+        <w:t>mcq</w:t>
+      </w:r>
+      <w:proofErr w:type="spellEnd"/>
     </w:p>
     <w:p>
       <w:pPr>
@@ -295,8 +320,13 @@
         <w:pStyle w:val="NoSpacing"/>
       </w:pPr>
       <w:r>
-        <w:t>Type: mcq</w:t>
-      </w:r>
+        <w:t xml:space="preserve">Type: </w:t>
+      </w:r>
+      <w:proofErr w:type="spellStart"/>
+      <w:r>
+        <w:t>mcq</w:t>
+      </w:r>
+      <w:proofErr w:type="spellEnd"/>
     </w:p>
     <w:p>
       <w:pPr>
@@ -351,8 +381,13 @@
         <w:pStyle w:val="NoSpacing"/>
       </w:pPr>
       <w:r>
-        <w:t>Type: mcq</w:t>
-      </w:r>
+        <w:t xml:space="preserve">Type: </w:t>
+      </w:r>
+      <w:proofErr w:type="spellStart"/>
+      <w:r>
+        <w:t>mcq</w:t>
+      </w:r>
+      <w:proofErr w:type="spellEnd"/>
     </w:p>
     <w:p>
       <w:pPr>
@@ -424,7 +459,13 @@
         <w:pStyle w:val="NoSpacing"/>
       </w:pPr>
       <w:r>
-        <w:t>Question: The base of the ______ number system is 8.</w:t>
+        <w:t xml:space="preserve">Question: </w:t>
+      </w:r>
+      <w:r>
+        <w:t>1001001+0110110 =</w:t>
+      </w:r>
+      <w:r>
+        <w:t xml:space="preserve"> ______</w:t>
       </w:r>
     </w:p>
     <w:p>
@@ -440,7 +481,10 @@
         <w:pStyle w:val="NoSpacing"/>
       </w:pPr>
       <w:r>
-        <w:t>Answer: Octal</w:t>
+        <w:t xml:space="preserve">Answer: </w:t>
+      </w:r>
+      <w:r>
+        <w:t>1111111</w:t>
       </w:r>
     </w:p>
     <w:p>
@@ -496,7 +540,60 @@
         <w:pStyle w:val="NoSpacing"/>
       </w:pPr>
       <w:r>
-        <w:t>Question: The ______ method is used to convert a binary number into its decimal equivalent.</w:t>
+        <w:t xml:space="preserve">Question: </w:t>
+      </w:r>
+      <w:r>
+        <w:rPr>
+          <w:rFonts w:ascii="Arial" w:hAnsi="Arial" w:cs="Arial"/>
+          <w:color w:val="424242"/>
+          <w:sz w:val="20"/>
+          <w:szCs w:val="20"/>
+          <w:lang w:bidi="hi-IN"/>
+        </w:rPr>
+        <w:t xml:space="preserve">Convert </w:t>
+      </w:r>
+      <w:r>
+        <w:rPr>
+          <w:rFonts w:ascii="Arial" w:hAnsi="Arial" w:cs="Arial"/>
+          <w:color w:val="424242"/>
+          <w:sz w:val="20"/>
+          <w:szCs w:val="20"/>
+          <w:lang w:bidi="hi-IN"/>
+        </w:rPr>
+        <w:t xml:space="preserve">binary number </w:t>
+      </w:r>
+      <w:r>
+        <w:rPr>
+          <w:rFonts w:ascii="Arial" w:hAnsi="Arial" w:cs="Arial"/>
+          <w:color w:val="424242"/>
+          <w:sz w:val="20"/>
+          <w:szCs w:val="20"/>
+          <w:lang w:bidi="hi-IN"/>
+        </w:rPr>
+        <w:t>1001011</w:t>
+      </w:r>
+      <w:r>
+        <w:rPr>
+          <w:rFonts w:ascii="Arial" w:hAnsi="Arial" w:cs="Arial"/>
+          <w:color w:val="424242"/>
+          <w:sz w:val="16"/>
+          <w:szCs w:val="16"/>
+          <w:lang w:bidi="hi-IN"/>
+        </w:rPr>
+        <w:t xml:space="preserve"> </w:t>
+      </w:r>
+      <w:r>
+        <w:rPr>
+          <w:rFonts w:ascii="Arial" w:hAnsi="Arial" w:cs="Arial"/>
+          <w:color w:val="424242"/>
+          <w:sz w:val="20"/>
+          <w:szCs w:val="20"/>
+          <w:lang w:bidi="hi-IN"/>
+        </w:rPr>
+        <w:t>to Decimal</w:t>
+      </w:r>
+      <w:r>
+        <w:t>.</w:t>
       </w:r>
     </w:p>
     <w:p>
@@ -512,7 +609,10 @@
         <w:pStyle w:val="NoSpacing"/>
       </w:pPr>
       <w:r>
-        <w:t>Answer: Multiplication</w:t>
+        <w:t xml:space="preserve">Answer: </w:t>
+      </w:r>
+      <w:r>
+        <w:t>75</w:t>
       </w:r>
     </w:p>
     <w:p>
@@ -544,7 +644,19 @@
         <w:pStyle w:val="NoSpacing"/>
       </w:pPr>
       <w:r>
-        <w:t>Question: The ______ method is used to convert decimal numbers into binary numbers.</w:t>
+        <w:t xml:space="preserve">Question: </w:t>
+      </w:r>
+      <w:r>
+        <w:t xml:space="preserve">Convert </w:t>
+      </w:r>
+      <w:r>
+        <w:t xml:space="preserve">decimal number </w:t>
+      </w:r>
+      <w:r>
+        <w:t>45 to Binary</w:t>
+      </w:r>
+      <w:r>
+        <w:t>.</w:t>
       </w:r>
     </w:p>
     <w:p>
@@ -560,7 +672,10 @@
         <w:pStyle w:val="NoSpacing"/>
       </w:pPr>
       <w:r>
-        <w:t>Answer: Division</w:t>
+        <w:t xml:space="preserve">Answer: </w:t>
+      </w:r>
+      <w:r>
+        <w:t>101101</w:t>
       </w:r>
     </w:p>
     <w:p>
@@ -849,8 +964,13 @@
         <w:pStyle w:val="NoSpacing"/>
       </w:pPr>
       <w:r>
-        <w:t>Answer: hexa</w:t>
-      </w:r>
+        <w:t xml:space="preserve">Answer: </w:t>
+      </w:r>
+      <w:proofErr w:type="spellStart"/>
+      <w:r>
+        <w:t>hexa</w:t>
+      </w:r>
+      <w:proofErr w:type="spellEnd"/>
     </w:p>
     <w:p>
       <w:pPr>
@@ -880,40 +1000,68 @@
       <w:pPr>
         <w:pStyle w:val="NoSpacing"/>
       </w:pPr>
-      <w:r>
-        <w:t>Binary : 2</w:t>
-      </w:r>
-    </w:p>
-    <w:p>
-      <w:pPr>
-        <w:pStyle w:val="NoSpacing"/>
-      </w:pPr>
-      <w:r>
-        <w:t>Octal : 8</w:t>
-      </w:r>
-    </w:p>
-    <w:p>
-      <w:pPr>
-        <w:pStyle w:val="NoSpacing"/>
-      </w:pPr>
-      <w:r>
-        <w:t xml:space="preserve">Decimal : 10 </w:t>
-      </w:r>
-    </w:p>
-    <w:p>
-      <w:pPr>
-        <w:pStyle w:val="NoSpacing"/>
-      </w:pPr>
-      <w:r>
-        <w:t xml:space="preserve">Hexadecimal : 16 </w:t>
-      </w:r>
-    </w:p>
-    <w:p>
-      <w:pPr>
-        <w:pStyle w:val="NoSpacing"/>
-      </w:pPr>
-      <w:r>
-        <w:t>Machine Language : Binary</w:t>
+      <w:proofErr w:type="gramStart"/>
+      <w:r>
+        <w:t>Binary :</w:t>
+      </w:r>
+      <w:proofErr w:type="gramEnd"/>
+      <w:r>
+        <w:t xml:space="preserve"> 2</w:t>
+      </w:r>
+    </w:p>
+    <w:p>
+      <w:pPr>
+        <w:pStyle w:val="NoSpacing"/>
+      </w:pPr>
+      <w:proofErr w:type="gramStart"/>
+      <w:r>
+        <w:t>Octal :</w:t>
+      </w:r>
+      <w:proofErr w:type="gramEnd"/>
+      <w:r>
+        <w:t xml:space="preserve"> 8</w:t>
+      </w:r>
+    </w:p>
+    <w:p>
+      <w:pPr>
+        <w:pStyle w:val="NoSpacing"/>
+      </w:pPr>
+      <w:proofErr w:type="gramStart"/>
+      <w:r>
+        <w:t>Decimal :</w:t>
+      </w:r>
+      <w:proofErr w:type="gramEnd"/>
+      <w:r>
+        <w:t xml:space="preserve"> 10 </w:t>
+      </w:r>
+    </w:p>
+    <w:p>
+      <w:pPr>
+        <w:pStyle w:val="NoSpacing"/>
+      </w:pPr>
+      <w:proofErr w:type="gramStart"/>
+      <w:r>
+        <w:t>Hexadecimal :</w:t>
+      </w:r>
+      <w:proofErr w:type="gramEnd"/>
+      <w:r>
+        <w:t xml:space="preserve"> 16 </w:t>
+      </w:r>
+    </w:p>
+    <w:p>
+      <w:pPr>
+        <w:pStyle w:val="NoSpacing"/>
+      </w:pPr>
+      <w:r>
+        <w:t xml:space="preserve">Machine </w:t>
+      </w:r>
+      <w:proofErr w:type="gramStart"/>
+      <w:r>
+        <w:t>Language :</w:t>
+      </w:r>
+      <w:proofErr w:type="gramEnd"/>
+      <w:r>
+        <w:t xml:space="preserve"> Binary</w:t>
       </w:r>
     </w:p>
     <w:p>
@@ -937,7 +1085,15 @@
         <w:pStyle w:val="NoSpacing"/>
       </w:pPr>
       <w:r>
-        <w:t>Answer: Decimal to Binary : Division, Binary to Decimal : Multiplication, Even remainder : 0, Odd remainder : 1</w:t>
+        <w:t xml:space="preserve">Answer: Decimal to </w:t>
+      </w:r>
+      <w:proofErr w:type="gramStart"/>
+      <w:r>
+        <w:t>Binary :</w:t>
+      </w:r>
+      <w:proofErr w:type="gramEnd"/>
+      <w:r>
+        <w:t xml:space="preserve"> Division, Binary to Decimal : Multiplication, Even remainder : 0, Odd remainder : 1</w:t>
       </w:r>
     </w:p>
     <w:p>
@@ -961,7 +1117,15 @@
         <w:pStyle w:val="NoSpacing"/>
       </w:pPr>
       <w:r>
-        <w:t>Answer: (1011)2 : Binary, (75)8 : Octal, (99)10 : Decimal, (A2)16 : Hexadecimal</w:t>
+        <w:t>Answer: (1011)</w:t>
+      </w:r>
+      <w:proofErr w:type="gramStart"/>
+      <w:r>
+        <w:t>2 :</w:t>
+      </w:r>
+      <w:proofErr w:type="gramEnd"/>
+      <w:r>
+        <w:t xml:space="preserve"> Binary, (75)8 : Octal, (99)10 : Decimal, (A2)16 : Hexadecimal</w:t>
       </w:r>
     </w:p>
     <w:p>
@@ -985,24 +1149,134 @@
         <w:pStyle w:val="NoSpacing"/>
       </w:pPr>
       <w:r>
-        <w:t>Answer: 2^0 : 1, 2^1 : 2, 2^2 : 4, 2^3 : 8, 2^4 : 16</w:t>
-      </w:r>
-    </w:p>
-    <w:p>
-      <w:pPr>
-        <w:pStyle w:val="NoSpacing"/>
-      </w:pPr>
-      <w:r>
-        <w:t>Question: The octal number system uses digits from 0 to 9.</w:t>
-      </w:r>
-    </w:p>
-    <w:p>
-      <w:pPr>
-        <w:pStyle w:val="NoSpacing"/>
-      </w:pPr>
-      <w:r>
-        <w:t>Type: truefalse</w:t>
-      </w:r>
+        <w:t>Answer: 2^</w:t>
+      </w:r>
+      <w:proofErr w:type="gramStart"/>
+      <w:r>
+        <w:t>0 :</w:t>
+      </w:r>
+      <w:proofErr w:type="gramEnd"/>
+      <w:r>
+        <w:t xml:space="preserve"> 1, 2^1 : 2, 2^2 : 4, 2^3 : 8, 2^4 : 16</w:t>
+      </w:r>
+    </w:p>
+    <w:p>
+      <w:pPr>
+        <w:pStyle w:val="NoSpacing"/>
+      </w:pPr>
+      <w:r>
+        <w:t xml:space="preserve">Question: </w:t>
+      </w:r>
+      <w:r>
+        <w:t xml:space="preserve">In binary subtraction, </w:t>
+      </w:r>
+      <w:r>
+        <w:t>11110</w:t>
+      </w:r>
+      <w:r>
+        <w:t>-</w:t>
+      </w:r>
+      <w:r>
+        <w:t>01011</w:t>
+      </w:r>
+      <w:r>
+        <w:t xml:space="preserve"> is equal to 100</w:t>
+      </w:r>
+      <w:r>
+        <w:t>11</w:t>
+      </w:r>
+    </w:p>
+    <w:p>
+      <w:pPr>
+        <w:pStyle w:val="NoSpacing"/>
+      </w:pPr>
+      <w:r>
+        <w:t xml:space="preserve">Type: </w:t>
+      </w:r>
+      <w:proofErr w:type="spellStart"/>
+      <w:r>
+        <w:t>truefalse</w:t>
+      </w:r>
+      <w:proofErr w:type="spellEnd"/>
+    </w:p>
+    <w:p>
+      <w:pPr>
+        <w:pStyle w:val="NoSpacing"/>
+      </w:pPr>
+      <w:r>
+        <w:t xml:space="preserve">Answer: </w:t>
+      </w:r>
+      <w:r>
+        <w:t>true</w:t>
+      </w:r>
+    </w:p>
+    <w:p>
+      <w:pPr>
+        <w:pStyle w:val="NoSpacing"/>
+      </w:pPr>
+      <w:r>
+        <w:t>Question: A computer can only understand machine language.</w:t>
+      </w:r>
+    </w:p>
+    <w:p>
+      <w:pPr>
+        <w:pStyle w:val="NoSpacing"/>
+      </w:pPr>
+      <w:r>
+        <w:t xml:space="preserve">Type: </w:t>
+      </w:r>
+      <w:proofErr w:type="spellStart"/>
+      <w:r>
+        <w:t>truefalse</w:t>
+      </w:r>
+      <w:proofErr w:type="spellEnd"/>
+    </w:p>
+    <w:p>
+      <w:pPr>
+        <w:pStyle w:val="NoSpacing"/>
+      </w:pPr>
+      <w:r>
+        <w:t>Answer: true</w:t>
+      </w:r>
+    </w:p>
+    <w:p>
+      <w:pPr>
+        <w:pStyle w:val="NoSpacing"/>
+      </w:pPr>
+      <w:r>
+        <w:t>Question: In binary subtraction, 1</w:t>
+      </w:r>
+      <w:r>
+        <w:t>010</w:t>
+      </w:r>
+      <w:r>
+        <w:t xml:space="preserve"> -</w:t>
+      </w:r>
+      <w:r>
+        <w:t>0101</w:t>
+      </w:r>
+      <w:r>
+        <w:t xml:space="preserve"> is equal to </w:t>
+      </w:r>
+      <w:r>
+        <w:t>100</w:t>
+      </w:r>
+      <w:r>
+        <w:t>.</w:t>
+      </w:r>
+    </w:p>
+    <w:p>
+      <w:pPr>
+        <w:pStyle w:val="NoSpacing"/>
+      </w:pPr>
+      <w:r>
+        <w:t xml:space="preserve">Type: </w:t>
+      </w:r>
+      <w:proofErr w:type="spellStart"/>
+      <w:r>
+        <w:t>truefalse</w:t>
+      </w:r>
+      <w:proofErr w:type="spellEnd"/>
     </w:p>
     <w:p>
       <w:pPr>
@@ -1017,16 +1291,21 @@
         <w:pStyle w:val="NoSpacing"/>
       </w:pPr>
       <w:r>
-        <w:t>Question: A computer can only understand machine language.</w:t>
-      </w:r>
-    </w:p>
-    <w:p>
-      <w:pPr>
-        <w:pStyle w:val="NoSpacing"/>
-      </w:pPr>
-      <w:r>
-        <w:t>Type: truefalse</w:t>
-      </w:r>
+        <w:t>Question: The decimal number system is a positional value system.</w:t>
+      </w:r>
+    </w:p>
+    <w:p>
+      <w:pPr>
+        <w:pStyle w:val="NoSpacing"/>
+      </w:pPr>
+      <w:r>
+        <w:t xml:space="preserve">Type: </w:t>
+      </w:r>
+      <w:proofErr w:type="spellStart"/>
+      <w:r>
+        <w:t>truefalse</w:t>
+      </w:r>
+      <w:proofErr w:type="spellEnd"/>
     </w:p>
     <w:p>
       <w:pPr>
@@ -1041,16 +1320,21 @@
         <w:pStyle w:val="NoSpacing"/>
       </w:pPr>
       <w:r>
-        <w:t>Question: In binary subtraction, 1 - 0 is equal to 0.</w:t>
-      </w:r>
-    </w:p>
-    <w:p>
-      <w:pPr>
-        <w:pStyle w:val="NoSpacing"/>
-      </w:pPr>
-      <w:r>
-        <w:t>Type: truefalse</w:t>
-      </w:r>
+        <w:t>Question: The base of the binary number system is 10.</w:t>
+      </w:r>
+    </w:p>
+    <w:p>
+      <w:pPr>
+        <w:pStyle w:val="NoSpacing"/>
+      </w:pPr>
+      <w:r>
+        <w:t xml:space="preserve">Type: </w:t>
+      </w:r>
+      <w:proofErr w:type="spellStart"/>
+      <w:r>
+        <w:t>truefalse</w:t>
+      </w:r>
+      <w:proofErr w:type="spellEnd"/>
     </w:p>
     <w:p>
       <w:pPr>
@@ -1065,16 +1349,50 @@
         <w:pStyle w:val="NoSpacing"/>
       </w:pPr>
       <w:r>
-        <w:t>Question: The decimal number system is a positional value system.</w:t>
-      </w:r>
-    </w:p>
-    <w:p>
-      <w:pPr>
-        <w:pStyle w:val="NoSpacing"/>
-      </w:pPr>
-      <w:r>
-        <w:t>Type: truefalse</w:t>
-      </w:r>
+        <w:t>Question: In binary addition, 1 + 1 equals 2.</w:t>
+      </w:r>
+    </w:p>
+    <w:p>
+      <w:pPr>
+        <w:pStyle w:val="NoSpacing"/>
+      </w:pPr>
+      <w:r>
+        <w:t xml:space="preserve">Type: </w:t>
+      </w:r>
+      <w:proofErr w:type="spellStart"/>
+      <w:r>
+        <w:t>truefalse</w:t>
+      </w:r>
+      <w:proofErr w:type="spellEnd"/>
+    </w:p>
+    <w:p>
+      <w:pPr>
+        <w:pStyle w:val="NoSpacing"/>
+      </w:pPr>
+      <w:r>
+        <w:t>Answer: false</w:t>
+      </w:r>
+    </w:p>
+    <w:p>
+      <w:pPr>
+        <w:pStyle w:val="NoSpacing"/>
+      </w:pPr>
+      <w:r>
+        <w:t>Question: The letters A to F represent values from 10 to 15 in hexadecimal.</w:t>
+      </w:r>
+    </w:p>
+    <w:p>
+      <w:pPr>
+        <w:pStyle w:val="NoSpacing"/>
+      </w:pPr>
+      <w:r>
+        <w:t xml:space="preserve">Type: </w:t>
+      </w:r>
+      <w:proofErr w:type="spellStart"/>
+      <w:r>
+        <w:t>truefalse</w:t>
+      </w:r>
+      <w:proofErr w:type="spellEnd"/>
     </w:p>
     <w:p>
       <w:pPr>
@@ -1089,64 +1407,21 @@
         <w:pStyle w:val="NoSpacing"/>
       </w:pPr>
       <w:r>
-        <w:t>Question: The base of the binary number system is 10.</w:t>
-      </w:r>
-    </w:p>
-    <w:p>
-      <w:pPr>
-        <w:pStyle w:val="NoSpacing"/>
-      </w:pPr>
-      <w:r>
-        <w:t>Type: truefalse</w:t>
-      </w:r>
-    </w:p>
-    <w:p>
-      <w:pPr>
-        <w:pStyle w:val="NoSpacing"/>
-      </w:pPr>
-      <w:r>
-        <w:t>Answer: false</w:t>
-      </w:r>
-    </w:p>
-    <w:p>
-      <w:pPr>
-        <w:pStyle w:val="NoSpacing"/>
-      </w:pPr>
-      <w:r>
-        <w:t>Question: In binary addition, 1 + 1 equals 2.</w:t>
-      </w:r>
-    </w:p>
-    <w:p>
-      <w:pPr>
-        <w:pStyle w:val="NoSpacing"/>
-      </w:pPr>
-      <w:r>
-        <w:t>Type: truefalse</w:t>
-      </w:r>
-    </w:p>
-    <w:p>
-      <w:pPr>
-        <w:pStyle w:val="NoSpacing"/>
-      </w:pPr>
-      <w:r>
-        <w:t>Answer: false</w:t>
-      </w:r>
-    </w:p>
-    <w:p>
-      <w:pPr>
-        <w:pStyle w:val="NoSpacing"/>
-      </w:pPr>
-      <w:r>
-        <w:t>Question: The letters A to F represent values from 10 to 15 in hexadecimal.</w:t>
-      </w:r>
-    </w:p>
-    <w:p>
-      <w:pPr>
-        <w:pStyle w:val="NoSpacing"/>
-      </w:pPr>
-      <w:r>
-        <w:t>Type: truefalse</w:t>
-      </w:r>
+        <w:t>Question: The division method is used to convert decimal to binary.</w:t>
+      </w:r>
+    </w:p>
+    <w:p>
+      <w:pPr>
+        <w:pStyle w:val="NoSpacing"/>
+      </w:pPr>
+      <w:r>
+        <w:t xml:space="preserve">Type: </w:t>
+      </w:r>
+      <w:proofErr w:type="spellStart"/>
+      <w:r>
+        <w:t>truefalse</w:t>
+      </w:r>
+      <w:proofErr w:type="spellEnd"/>
     </w:p>
     <w:p>
       <w:pPr>
@@ -1161,30 +1436,6 @@
         <w:pStyle w:val="NoSpacing"/>
       </w:pPr>
       <w:r>
-        <w:t>Question: The division method is used to convert decimal to binary.</w:t>
-      </w:r>
-    </w:p>
-    <w:p>
-      <w:pPr>
-        <w:pStyle w:val="NoSpacing"/>
-      </w:pPr>
-      <w:r>
-        <w:t>Type: truefalse</w:t>
-      </w:r>
-    </w:p>
-    <w:p>
-      <w:pPr>
-        <w:pStyle w:val="NoSpacing"/>
-      </w:pPr>
-      <w:r>
-        <w:t>Answer: true</w:t>
-      </w:r>
-    </w:p>
-    <w:p>
-      <w:pPr>
-        <w:pStyle w:val="NoSpacing"/>
-      </w:pPr>
-      <w:r>
         <w:t>Question: Binary digit 1 means the switch is OFF.</w:t>
       </w:r>
     </w:p>
@@ -1193,8 +1444,13 @@
         <w:pStyle w:val="NoSpacing"/>
       </w:pPr>
       <w:r>
-        <w:t>Type: truefalse</w:t>
-      </w:r>
+        <w:t xml:space="preserve">Type: </w:t>
+      </w:r>
+      <w:proofErr w:type="spellStart"/>
+      <w:r>
+        <w:t>truefalse</w:t>
+      </w:r>
+      <w:proofErr w:type="spellEnd"/>
     </w:p>
     <w:p>
       <w:pPr>
